--- a/Programacion II/Kit docente/Clase 5/Taller Estudiante Clase 5 - Mapas y Conjuntos.docx
+++ b/Programacion II/Kit docente/Clase 5/Taller Estudiante Clase 5 - Mapas y Conjuntos.docx
@@ -739,7 +739,7 @@
           <w:color w:val="1f1f1f"/>
           <w:rtl w:val="0"/>
         </w:rPr>
-        <w:t xml:space="preserve">Sube tu archivo .java (o el link de tu plataforma en la nube) al Campus Virtual en la actividad correspondiente a la Clase 4, con fecha límite del domingo a las 11:59 PM.</w:t>
+        <w:t>Sube tu archivo .java (o el link de tu plataforma en la nube) al ExamLab en la actividad correspondiente a la Clase 4, con fecha límite del domingo a las 11:59 PM.</w:t>
       </w:r>
     </w:p>
     <w:sectPr>
